--- a/templates/Template Surat Tugas (2).docx
+++ b/templates/Template Surat Tugas (2).docx
@@ -1,6 +1,6 @@
 
 <file path=word/document.xml><?xml version="1.0" encoding="utf-8"?>
-<w:document xmlns:wpc="http://schemas.microsoft.com/office/word/2010/wordprocessingCanvas" xmlns:cx="http://schemas.microsoft.com/office/drawing/2014/chartex" xmlns:cx1="http://schemas.microsoft.com/office/drawing/2015/9/8/chartex" xmlns:cx2="http://schemas.microsoft.com/office/drawing/2015/10/21/chartex" xmlns:cx3="http://schemas.microsoft.com/office/drawing/2016/5/9/chartex" xmlns:cx4="http://schemas.microsoft.com/office/drawing/2016/5/10/chartex" xmlns:cx5="http://schemas.microsoft.com/office/drawing/2016/5/11/chartex" xmlns:cx6="http://schemas.microsoft.com/office/drawing/2016/5/12/chartex" xmlns:cx7="http://schemas.microsoft.com/office/drawing/2016/5/13/chartex" xmlns:cx8="http://schemas.microsoft.com/office/drawing/2016/5/14/chartex" xmlns:mc="http://schemas.openxmlformats.org/markup-compatibility/2006" xmlns:aink="http://schemas.microsoft.com/office/drawing/2016/ink" xmlns:am3d="http://schemas.microsoft.com/office/drawing/2017/model3d" xmlns:o="urn:schemas-microsoft-com:office:office" xmlns:oel="http://schemas.microsoft.com/office/2019/extlst" xmlns:r="http://schemas.openxmlformats.org/officeDocument/2006/relationships" xmlns:m="http://schemas.openxmlformats.org/officeDocument/2006/math" xmlns:v="urn:schemas-microsoft-com:vml" xmlns:wp14="http://schemas.microsoft.com/office/word/2010/wordprocessingDrawing" xmlns:wp="http://schemas.openxmlformats.org/drawingml/2006/wordprocessingDrawing" xmlns:w10="urn:schemas-microsoft-com:office:word" xmlns:w="http://schemas.openxmlformats.org/wordprocessingml/2006/main" xmlns:w14="http://schemas.microsoft.com/office/word/2010/wordml" xmlns:w15="http://schemas.microsoft.com/office/word/2012/wordml" xmlns:w16cex="http://schemas.microsoft.com/office/word/2018/wordml/cex" xmlns:w16cid="http://schemas.microsoft.com/office/word/2016/wordml/cid" xmlns:w16="http://schemas.microsoft.com/office/word/2018/wordml" xmlns:w16du="http://schemas.microsoft.com/office/word/2023/wordml/word16du" xmlns:w16sdtdh="http://schemas.microsoft.com/office/word/2020/wordml/sdtdatahash" xmlns:w16se="http://schemas.microsoft.com/office/word/2015/wordml/symex" xmlns:wpg="http://schemas.microsoft.com/office/word/2010/wordprocessingGroup" xmlns:wpi="http://schemas.microsoft.com/office/word/2010/wordprocessingInk" xmlns:wne="http://schemas.microsoft.com/office/word/2006/wordml" xmlns:wps="http://schemas.microsoft.com/office/word/2010/wordprocessingShape" mc:Ignorable="w14 w15 w16se w16cid w16 w16cex w16sdtdh wp14">
+<w:document xmlns:wpc="http://schemas.microsoft.com/office/word/2010/wordprocessingCanvas" xmlns:cx="http://schemas.microsoft.com/office/drawing/2014/chartex" xmlns:cx1="http://schemas.microsoft.com/office/drawing/2015/9/8/chartex" xmlns:cx2="http://schemas.microsoft.com/office/drawing/2015/10/21/chartex" xmlns:cx3="http://schemas.microsoft.com/office/drawing/2016/5/9/chartex" xmlns:cx4="http://schemas.microsoft.com/office/drawing/2016/5/10/chartex" xmlns:cx5="http://schemas.microsoft.com/office/drawing/2016/5/11/chartex" xmlns:cx6="http://schemas.microsoft.com/office/drawing/2016/5/12/chartex" xmlns:cx7="http://schemas.microsoft.com/office/drawing/2016/5/13/chartex" xmlns:cx8="http://schemas.microsoft.com/office/drawing/2016/5/14/chartex" xmlns:mc="http://schemas.openxmlformats.org/markup-compatibility/2006" xmlns:aink="http://schemas.microsoft.com/office/drawing/2016/ink" xmlns:am3d="http://schemas.microsoft.com/office/drawing/2017/model3d" xmlns:o="urn:schemas-microsoft-com:office:office" xmlns:oel="http://schemas.microsoft.com/office/2019/extlst" xmlns:r="http://schemas.openxmlformats.org/officeDocument/2006/relationships" xmlns:m="http://schemas.openxmlformats.org/officeDocument/2006/math" xmlns:v="urn:schemas-microsoft-com:vml" xmlns:wp14="http://schemas.microsoft.com/office/word/2010/wordprocessingDrawing" xmlns:wp="http://schemas.openxmlformats.org/drawingml/2006/wordprocessingDrawing" xmlns:w10="urn:schemas-microsoft-com:office:word" xmlns:w="http://schemas.openxmlformats.org/wordprocessingml/2006/main" xmlns:w14="http://schemas.microsoft.com/office/word/2010/wordml" xmlns:w15="http://schemas.microsoft.com/office/word/2012/wordml" xmlns:w16cex="http://schemas.microsoft.com/office/word/2018/wordml/cex" xmlns:w16cid="http://schemas.microsoft.com/office/word/2016/wordml/cid" xmlns:w16="http://schemas.microsoft.com/office/word/2018/wordml" xmlns:w16du="http://schemas.microsoft.com/office/word/2023/wordml/word16du" xmlns:w16sdtdh="http://schemas.microsoft.com/office/word/2020/wordml/sdtdatahash" xmlns:w16sdtfl="http://schemas.microsoft.com/office/word/2024/wordml/sdtformatlock" xmlns:w16se="http://schemas.microsoft.com/office/word/2015/wordml/symex" xmlns:wpg="http://schemas.microsoft.com/office/word/2010/wordprocessingGroup" xmlns:wpi="http://schemas.microsoft.com/office/word/2010/wordprocessingInk" xmlns:wne="http://schemas.microsoft.com/office/word/2006/wordml" xmlns:wps="http://schemas.microsoft.com/office/word/2010/wordprocessingShape" mc:Ignorable="w14 w15 w16se w16cid w16 w16cex w16sdtdh w16sdtfl w16du wp14">
   <w:body>
     <w:p>
       <w:pPr>
@@ -164,25 +164,7 @@
           <w:sz w:val="16"/>
           <w:szCs w:val="16"/>
         </w:rPr>
-        <w:t xml:space="preserve"> </w:t>
-      </w:r>
-      <w:proofErr w:type="spellStart"/>
-      <w:r>
-        <w:rPr>
-          <w:rFonts w:ascii="Arial" w:hAnsi="Arial"/>
-          <w:sz w:val="16"/>
-          <w:szCs w:val="16"/>
-        </w:rPr>
-        <w:t>Kelurahan</w:t>
-      </w:r>
-      <w:proofErr w:type="spellEnd"/>
-      <w:r>
-        <w:rPr>
-          <w:rFonts w:ascii="Arial" w:hAnsi="Arial"/>
-          <w:sz w:val="16"/>
-          <w:szCs w:val="16"/>
-        </w:rPr>
-        <w:t xml:space="preserve"> Balai </w:t>
+        <w:t xml:space="preserve"> Kelurahan Balai </w:t>
       </w:r>
       <w:proofErr w:type="spellStart"/>
       <w:r>
@@ -410,7 +392,6 @@
           <w:rFonts w:ascii="Arial" w:hAnsi="Arial" w:cs="Arial"/>
         </w:rPr>
       </w:pPr>
-      <w:proofErr w:type="gramStart"/>
       <w:r>
         <w:rPr>
           <w:rFonts w:ascii="Arial" w:hAnsi="Arial" w:cs="Arial"/>
@@ -431,15 +412,7 @@
           <w:rFonts w:ascii="Arial" w:hAnsi="Arial" w:cs="Arial"/>
           <w:lang w:val="en-GB"/>
         </w:rPr>
-        <w:t xml:space="preserve"> :</w:t>
-      </w:r>
-      <w:proofErr w:type="gramEnd"/>
-      <w:r>
-        <w:rPr>
-          <w:rFonts w:ascii="Arial" w:hAnsi="Arial" w:cs="Arial"/>
-          <w:lang w:val="en-GB"/>
-        </w:rPr>
-        <w:t xml:space="preserve"> {</w:t>
+        <w:t xml:space="preserve"> : {</w:t>
       </w:r>
       <w:proofErr w:type="spellStart"/>
       <w:r>
@@ -609,17 +582,25 @@
               </w:rPr>
               <w:t xml:space="preserve">bahwa sehubungan dengan </w:t>
             </w:r>
-            <w:r>
-              <w:rPr>
-                <w:rFonts w:ascii="Arial" w:hAnsi="Arial" w:cs="Arial"/>
-              </w:rPr>
-              <w:t>kegiatan {</w:t>
-            </w:r>
             <w:proofErr w:type="spellStart"/>
             <w:r>
               <w:rPr>
                 <w:rFonts w:ascii="Arial" w:hAnsi="Arial" w:cs="Arial"/>
               </w:rPr>
+              <w:t>kegiatan</w:t>
+            </w:r>
+            <w:proofErr w:type="spellEnd"/>
+            <w:r>
+              <w:rPr>
+                <w:rFonts w:ascii="Arial" w:hAnsi="Arial" w:cs="Arial"/>
+              </w:rPr>
+              <w:t xml:space="preserve"> {</w:t>
+            </w:r>
+            <w:proofErr w:type="spellStart"/>
+            <w:r>
+              <w:rPr>
+                <w:rFonts w:ascii="Arial" w:hAnsi="Arial" w:cs="Arial"/>
+              </w:rPr>
               <w:t>menimbang_kegiatan</w:t>
             </w:r>
             <w:proofErr w:type="spellEnd"/>
@@ -636,12 +617,14 @@
               </w:rPr>
               <w:t xml:space="preserve">maka perlu diutus pihak terkait untuk </w:t>
             </w:r>
+            <w:proofErr w:type="spellStart"/>
             <w:r>
               <w:rPr>
                 <w:rFonts w:ascii="Arial" w:hAnsi="Arial" w:cs="Arial"/>
               </w:rPr>
               <w:t>kegiatan</w:t>
             </w:r>
+            <w:proofErr w:type="spellEnd"/>
             <w:r>
               <w:rPr>
                 <w:rFonts w:ascii="Arial" w:hAnsi="Arial" w:cs="Arial"/>
@@ -1158,14 +1141,34 @@
           <w:rFonts w:ascii="Arial" w:hAnsi="Arial" w:cs="Arial"/>
         </w:rPr>
       </w:pPr>
+      <w:proofErr w:type="spellStart"/>
       <w:r>
         <w:rPr>
           <w:rFonts w:ascii="Arial" w:hAnsi="Arial" w:cs="Arial"/>
           <w:b/>
           <w:bCs/>
         </w:rPr>
-        <w:t>Memberi Tugas</w:t>
-      </w:r>
+        <w:t>Memberi</w:t>
+      </w:r>
+      <w:proofErr w:type="spellEnd"/>
+      <w:r>
+        <w:rPr>
+          <w:rFonts w:ascii="Arial" w:hAnsi="Arial" w:cs="Arial"/>
+          <w:b/>
+          <w:bCs/>
+        </w:rPr>
+        <w:t xml:space="preserve"> </w:t>
+      </w:r>
+      <w:proofErr w:type="spellStart"/>
+      <w:r>
+        <w:rPr>
+          <w:rFonts w:ascii="Arial" w:hAnsi="Arial" w:cs="Arial"/>
+          <w:b/>
+          <w:bCs/>
+        </w:rPr>
+        <w:t>Tugas</w:t>
+      </w:r>
+      <w:proofErr w:type="spellEnd"/>
     </w:p>
     <w:p>
       <w:pPr>
@@ -1412,7 +1415,13 @@
         <w:rPr>
           <w:rFonts w:ascii="Arial" w:hAnsi="Arial"/>
         </w:rPr>
-        <w:t>tanggal_surat</w:t>
+        <w:t>tanggal_</w:t>
+      </w:r>
+      <w:r>
+        <w:rPr>
+          <w:rFonts w:ascii="Arial" w:hAnsi="Arial"/>
+        </w:rPr>
+        <w:t>mulai</w:t>
       </w:r>
       <w:proofErr w:type="spellEnd"/>
       <w:r>
@@ -1519,12 +1528,20 @@
     </w:p>
     <w:p>
       <w:pPr>
+        <w:ind w:firstLine="6521"/>
         <w:jc w:val="both"/>
         <w:rPr>
           <w:rFonts w:ascii="Arial" w:hAnsi="Arial"/>
           <w:lang w:val="id-ID"/>
         </w:rPr>
       </w:pPr>
+      <w:r>
+        <w:rPr>
+          <w:rFonts w:ascii="Arial" w:hAnsi="Arial"/>
+          <w:lang w:val="id-ID"/>
+        </w:rPr>
+        <w:t>^</w:t>
+      </w:r>
     </w:p>
     <w:p>
       <w:pPr>
@@ -1600,7 +1617,7 @@
 </file>
 
 <file path=word/styles.xml><?xml version="1.0" encoding="utf-8"?>
-<w:styles xmlns:mc="http://schemas.openxmlformats.org/markup-compatibility/2006" xmlns:r="http://schemas.openxmlformats.org/officeDocument/2006/relationships" xmlns:w="http://schemas.openxmlformats.org/wordprocessingml/2006/main" xmlns:w14="http://schemas.microsoft.com/office/word/2010/wordml" xmlns:w15="http://schemas.microsoft.com/office/word/2012/wordml" xmlns:w16cex="http://schemas.microsoft.com/office/word/2018/wordml/cex" xmlns:w16cid="http://schemas.microsoft.com/office/word/2016/wordml/cid" xmlns:w16="http://schemas.microsoft.com/office/word/2018/wordml" xmlns:w16sdtdh="http://schemas.microsoft.com/office/word/2020/wordml/sdtdatahash" xmlns:w16se="http://schemas.microsoft.com/office/word/2015/wordml/symex" mc:Ignorable="w14 w15 w16se w16cid w16 w16cex w16sdtdh">
+<w:styles xmlns:mc="http://schemas.openxmlformats.org/markup-compatibility/2006" xmlns:r="http://schemas.openxmlformats.org/officeDocument/2006/relationships" xmlns:w="http://schemas.openxmlformats.org/wordprocessingml/2006/main" xmlns:w14="http://schemas.microsoft.com/office/word/2010/wordml" xmlns:w15="http://schemas.microsoft.com/office/word/2012/wordml" xmlns:w16cex="http://schemas.microsoft.com/office/word/2018/wordml/cex" xmlns:w16cid="http://schemas.microsoft.com/office/word/2016/wordml/cid" xmlns:w16="http://schemas.microsoft.com/office/word/2018/wordml" xmlns:w16du="http://schemas.microsoft.com/office/word/2023/wordml/word16du" xmlns:w16sdtdh="http://schemas.microsoft.com/office/word/2020/wordml/sdtdatahash" xmlns:w16sdtfl="http://schemas.microsoft.com/office/word/2024/wordml/sdtformatlock" xmlns:w16se="http://schemas.microsoft.com/office/word/2015/wordml/symex" mc:Ignorable="w14 w15 w16se w16cid w16 w16cex w16sdtdh w16sdtfl w16du">
   <w:docDefaults>
     <w:rPrDefault>
       <w:rPr>

--- a/templates/Template Surat Tugas (2).docx
+++ b/templates/Template Surat Tugas (2).docx
@@ -182,25 +182,7 @@
           <w:sz w:val="16"/>
           <w:szCs w:val="16"/>
         </w:rPr>
-        <w:t xml:space="preserve"> </w:t>
-      </w:r>
-      <w:proofErr w:type="spellStart"/>
-      <w:r>
-        <w:rPr>
-          <w:rFonts w:ascii="Arial" w:hAnsi="Arial"/>
-          <w:sz w:val="16"/>
-          <w:szCs w:val="16"/>
-        </w:rPr>
-        <w:t>Kecamatan</w:t>
-      </w:r>
-      <w:proofErr w:type="spellEnd"/>
-      <w:r>
-        <w:rPr>
-          <w:rFonts w:ascii="Arial" w:hAnsi="Arial"/>
-          <w:sz w:val="16"/>
-          <w:szCs w:val="16"/>
-        </w:rPr>
-        <w:t xml:space="preserve"> Koto </w:t>
+        <w:t xml:space="preserve"> Kecamatan Koto </w:t>
       </w:r>
       <w:proofErr w:type="spellStart"/>
       <w:r>
@@ -392,6 +374,7 @@
           <w:rFonts w:ascii="Arial" w:hAnsi="Arial" w:cs="Arial"/>
         </w:rPr>
       </w:pPr>
+      <w:proofErr w:type="gramStart"/>
       <w:r>
         <w:rPr>
           <w:rFonts w:ascii="Arial" w:hAnsi="Arial" w:cs="Arial"/>
@@ -412,7 +395,15 @@
           <w:rFonts w:ascii="Arial" w:hAnsi="Arial" w:cs="Arial"/>
           <w:lang w:val="en-GB"/>
         </w:rPr>
-        <w:t xml:space="preserve"> : {</w:t>
+        <w:t xml:space="preserve"> :</w:t>
+      </w:r>
+      <w:proofErr w:type="gramEnd"/>
+      <w:r>
+        <w:rPr>
+          <w:rFonts w:ascii="Arial" w:hAnsi="Arial" w:cs="Arial"/>
+          <w:lang w:val="en-GB"/>
+        </w:rPr>
+        <w:t xml:space="preserve"> {</w:t>
       </w:r>
       <w:proofErr w:type="spellStart"/>
       <w:r>
@@ -1415,13 +1406,13 @@
         <w:rPr>
           <w:rFonts w:ascii="Arial" w:hAnsi="Arial"/>
         </w:rPr>
-        <w:t>tanggal_</w:t>
-      </w:r>
-      <w:r>
-        <w:rPr>
-          <w:rFonts w:ascii="Arial" w:hAnsi="Arial"/>
-        </w:rPr>
-        <w:t>mulai</w:t>
+        <w:t>t</w:t>
+      </w:r>
+      <w:r>
+        <w:rPr>
+          <w:rFonts w:ascii="Arial" w:hAnsi="Arial"/>
+        </w:rPr>
+        <w:t>anggal_surat</w:t>
       </w:r>
       <w:proofErr w:type="spellEnd"/>
       <w:r>

--- a/templates/Template Surat Tugas (2).docx
+++ b/templates/Template Surat Tugas (2).docx
@@ -1,6 +1,6 @@
 
 <file path=word/document.xml><?xml version="1.0" encoding="utf-8"?>
-<w:document xmlns:wpc="http://schemas.microsoft.com/office/word/2010/wordprocessingCanvas" xmlns:cx="http://schemas.microsoft.com/office/drawing/2014/chartex" xmlns:cx1="http://schemas.microsoft.com/office/drawing/2015/9/8/chartex" xmlns:cx2="http://schemas.microsoft.com/office/drawing/2015/10/21/chartex" xmlns:cx3="http://schemas.microsoft.com/office/drawing/2016/5/9/chartex" xmlns:cx4="http://schemas.microsoft.com/office/drawing/2016/5/10/chartex" xmlns:cx5="http://schemas.microsoft.com/office/drawing/2016/5/11/chartex" xmlns:cx6="http://schemas.microsoft.com/office/drawing/2016/5/12/chartex" xmlns:cx7="http://schemas.microsoft.com/office/drawing/2016/5/13/chartex" xmlns:cx8="http://schemas.microsoft.com/office/drawing/2016/5/14/chartex" xmlns:mc="http://schemas.openxmlformats.org/markup-compatibility/2006" xmlns:aink="http://schemas.microsoft.com/office/drawing/2016/ink" xmlns:am3d="http://schemas.microsoft.com/office/drawing/2017/model3d" xmlns:o="urn:schemas-microsoft-com:office:office" xmlns:oel="http://schemas.microsoft.com/office/2019/extlst" xmlns:r="http://schemas.openxmlformats.org/officeDocument/2006/relationships" xmlns:m="http://schemas.openxmlformats.org/officeDocument/2006/math" xmlns:v="urn:schemas-microsoft-com:vml" xmlns:wp14="http://schemas.microsoft.com/office/word/2010/wordprocessingDrawing" xmlns:wp="http://schemas.openxmlformats.org/drawingml/2006/wordprocessingDrawing" xmlns:w10="urn:schemas-microsoft-com:office:word" xmlns:w="http://schemas.openxmlformats.org/wordprocessingml/2006/main" xmlns:w14="http://schemas.microsoft.com/office/word/2010/wordml" xmlns:w15="http://schemas.microsoft.com/office/word/2012/wordml" xmlns:w16cex="http://schemas.microsoft.com/office/word/2018/wordml/cex" xmlns:w16cid="http://schemas.microsoft.com/office/word/2016/wordml/cid" xmlns:w16="http://schemas.microsoft.com/office/word/2018/wordml" xmlns:w16du="http://schemas.microsoft.com/office/word/2023/wordml/word16du" xmlns:w16sdtdh="http://schemas.microsoft.com/office/word/2020/wordml/sdtdatahash" xmlns:w16sdtfl="http://schemas.microsoft.com/office/word/2024/wordml/sdtformatlock" xmlns:w16se="http://schemas.microsoft.com/office/word/2015/wordml/symex" xmlns:wpg="http://schemas.microsoft.com/office/word/2010/wordprocessingGroup" xmlns:wpi="http://schemas.microsoft.com/office/word/2010/wordprocessingInk" xmlns:wne="http://schemas.microsoft.com/office/word/2006/wordml" xmlns:wps="http://schemas.microsoft.com/office/word/2010/wordprocessingShape" mc:Ignorable="w14 w15 w16se w16cid w16 w16cex w16sdtdh w16sdtfl w16du wp14">
+<w:document xmlns:wpc="http://schemas.microsoft.com/office/word/2010/wordprocessingCanvas" xmlns:cx="http://schemas.microsoft.com/office/drawing/2014/chartex" xmlns:cx1="http://schemas.microsoft.com/office/drawing/2015/9/8/chartex" xmlns:cx2="http://schemas.microsoft.com/office/drawing/2015/10/21/chartex" xmlns:cx3="http://schemas.microsoft.com/office/drawing/2016/5/9/chartex" xmlns:cx4="http://schemas.microsoft.com/office/drawing/2016/5/10/chartex" xmlns:cx5="http://schemas.microsoft.com/office/drawing/2016/5/11/chartex" xmlns:cx6="http://schemas.microsoft.com/office/drawing/2016/5/12/chartex" xmlns:cx7="http://schemas.microsoft.com/office/drawing/2016/5/13/chartex" xmlns:cx8="http://schemas.microsoft.com/office/drawing/2016/5/14/chartex" xmlns:mc="http://schemas.openxmlformats.org/markup-compatibility/2006" xmlns:aink="http://schemas.microsoft.com/office/drawing/2016/ink" xmlns:am3d="http://schemas.microsoft.com/office/drawing/2017/model3d" xmlns:o="urn:schemas-microsoft-com:office:office" xmlns:oel="http://schemas.microsoft.com/office/2019/extlst" xmlns:r="http://schemas.openxmlformats.org/officeDocument/2006/relationships" xmlns:m="http://schemas.openxmlformats.org/officeDocument/2006/math" xmlns:v="urn:schemas-microsoft-com:vml" xmlns:wp14="http://schemas.microsoft.com/office/word/2010/wordprocessingDrawing" xmlns:wp="http://schemas.openxmlformats.org/drawingml/2006/wordprocessingDrawing" xmlns:w10="urn:schemas-microsoft-com:office:word" xmlns:w="http://schemas.openxmlformats.org/wordprocessingml/2006/main" xmlns:w14="http://schemas.microsoft.com/office/word/2010/wordml" xmlns:w15="http://schemas.microsoft.com/office/word/2012/wordml" xmlns:w16cex="http://schemas.microsoft.com/office/word/2018/wordml/cex" xmlns:w16cid="http://schemas.microsoft.com/office/word/2016/wordml/cid" xmlns:w16="http://schemas.microsoft.com/office/word/2018/wordml" xmlns:w16du="http://schemas.microsoft.com/office/word/2023/wordml/word16du" xmlns:w16sdtdh="http://schemas.microsoft.com/office/word/2020/wordml/sdtdatahash" xmlns:w16se="http://schemas.microsoft.com/office/word/2015/wordml/symex" xmlns:wpg="http://schemas.microsoft.com/office/word/2010/wordprocessingGroup" xmlns:wpi="http://schemas.microsoft.com/office/word/2010/wordprocessingInk" xmlns:wne="http://schemas.microsoft.com/office/word/2006/wordml" xmlns:wps="http://schemas.microsoft.com/office/word/2010/wordprocessingShape" mc:Ignorable="w14 w15 w16se w16cid w16 w16cex w16sdtdh wp14">
   <w:body>
     <w:p>
       <w:pPr>
@@ -182,7 +182,25 @@
           <w:sz w:val="16"/>
           <w:szCs w:val="16"/>
         </w:rPr>
-        <w:t xml:space="preserve"> Kecamatan Koto </w:t>
+        <w:t xml:space="preserve"> </w:t>
+      </w:r>
+      <w:proofErr w:type="spellStart"/>
+      <w:r>
+        <w:rPr>
+          <w:rFonts w:ascii="Arial" w:hAnsi="Arial"/>
+          <w:sz w:val="16"/>
+          <w:szCs w:val="16"/>
+        </w:rPr>
+        <w:t>Kecamatan</w:t>
+      </w:r>
+      <w:proofErr w:type="spellEnd"/>
+      <w:r>
+        <w:rPr>
+          <w:rFonts w:ascii="Arial" w:hAnsi="Arial"/>
+          <w:sz w:val="16"/>
+          <w:szCs w:val="16"/>
+        </w:rPr>
+        <w:t xml:space="preserve"> Koto </w:t>
       </w:r>
       <w:proofErr w:type="spellStart"/>
       <w:r>
@@ -325,7 +343,7 @@
               </wp:anchor>
             </w:drawing>
           </mc:Choice>
-          <mc:Fallback>
+          <mc:Fallback xmlns:w16sdtfl="http://schemas.microsoft.com/office/word/2024/wordml/sdtformatlock">
             <w:pict>
               <v:line w14:anchorId="4C93F8FB" id="Straight Connector 2" o:spid="_x0000_s1026" style="position:absolute;z-index:251660288;visibility:visible;mso-wrap-style:square;mso-width-percent:0;mso-height-percent:0;mso-wrap-distance-left:9pt;mso-wrap-distance-top:0;mso-wrap-distance-right:9pt;mso-wrap-distance-bottom:0;mso-position-horizontal:absolute;mso-position-horizontal-relative:margin;mso-position-vertical:absolute;mso-position-vertical-relative:text;mso-width-percent:0;mso-height-percent:0;mso-width-relative:page;mso-height-relative:page" from="-6.4pt,5.4pt" to="459.05pt,6.3pt" o:gfxdata="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" strokecolor="windowText" strokeweight="3.5pt">
                 <v:stroke linestyle="thickThin" joinstyle="miter"/>
@@ -374,7 +392,6 @@
           <w:rFonts w:ascii="Arial" w:hAnsi="Arial" w:cs="Arial"/>
         </w:rPr>
       </w:pPr>
-      <w:proofErr w:type="gramStart"/>
       <w:r>
         <w:rPr>
           <w:rFonts w:ascii="Arial" w:hAnsi="Arial" w:cs="Arial"/>
@@ -395,15 +412,7 @@
           <w:rFonts w:ascii="Arial" w:hAnsi="Arial" w:cs="Arial"/>
           <w:lang w:val="en-GB"/>
         </w:rPr>
-        <w:t xml:space="preserve"> :</w:t>
-      </w:r>
-      <w:proofErr w:type="gramEnd"/>
-      <w:r>
-        <w:rPr>
-          <w:rFonts w:ascii="Arial" w:hAnsi="Arial" w:cs="Arial"/>
-          <w:lang w:val="en-GB"/>
-        </w:rPr>
-        <w:t xml:space="preserve"> {</w:t>
+        <w:t xml:space="preserve"> : {</w:t>
       </w:r>
       <w:proofErr w:type="spellStart"/>
       <w:r>
@@ -573,49 +582,39 @@
               </w:rPr>
               <w:t xml:space="preserve">bahwa sehubungan dengan </w:t>
             </w:r>
+            <w:r>
+              <w:rPr>
+                <w:rFonts w:ascii="Arial" w:hAnsi="Arial" w:cs="Arial"/>
+              </w:rPr>
+              <w:t>kegiatan {</w:t>
+            </w:r>
             <w:proofErr w:type="spellStart"/>
             <w:r>
               <w:rPr>
                 <w:rFonts w:ascii="Arial" w:hAnsi="Arial" w:cs="Arial"/>
               </w:rPr>
+              <w:t>menimbang_kegiatan</w:t>
+            </w:r>
+            <w:proofErr w:type="spellEnd"/>
+            <w:r>
+              <w:rPr>
+                <w:rFonts w:ascii="Arial" w:hAnsi="Arial" w:cs="Arial"/>
+              </w:rPr>
+              <w:t xml:space="preserve">}, </w:t>
+            </w:r>
+            <w:r>
+              <w:rPr>
+                <w:rFonts w:ascii="Arial" w:hAnsi="Arial" w:cs="Arial"/>
+                <w:lang w:val="id-ID"/>
+              </w:rPr>
+              <w:t xml:space="preserve">maka perlu diutus pihak terkait untuk </w:t>
+            </w:r>
+            <w:r>
+              <w:rPr>
+                <w:rFonts w:ascii="Arial" w:hAnsi="Arial" w:cs="Arial"/>
+              </w:rPr>
               <w:t>kegiatan</w:t>
             </w:r>
-            <w:proofErr w:type="spellEnd"/>
-            <w:r>
-              <w:rPr>
-                <w:rFonts w:ascii="Arial" w:hAnsi="Arial" w:cs="Arial"/>
-              </w:rPr>
-              <w:t xml:space="preserve"> {</w:t>
-            </w:r>
-            <w:proofErr w:type="spellStart"/>
-            <w:r>
-              <w:rPr>
-                <w:rFonts w:ascii="Arial" w:hAnsi="Arial" w:cs="Arial"/>
-              </w:rPr>
-              <w:t>menimbang_kegiatan</w:t>
-            </w:r>
-            <w:proofErr w:type="spellEnd"/>
-            <w:r>
-              <w:rPr>
-                <w:rFonts w:ascii="Arial" w:hAnsi="Arial" w:cs="Arial"/>
-              </w:rPr>
-              <w:t xml:space="preserve">}, </w:t>
-            </w:r>
-            <w:r>
-              <w:rPr>
-                <w:rFonts w:ascii="Arial" w:hAnsi="Arial" w:cs="Arial"/>
-                <w:lang w:val="id-ID"/>
-              </w:rPr>
-              <w:t xml:space="preserve">maka perlu diutus pihak terkait untuk </w:t>
-            </w:r>
-            <w:proofErr w:type="spellStart"/>
-            <w:r>
-              <w:rPr>
-                <w:rFonts w:ascii="Arial" w:hAnsi="Arial" w:cs="Arial"/>
-              </w:rPr>
-              <w:t>kegiatan</w:t>
-            </w:r>
-            <w:proofErr w:type="spellEnd"/>
             <w:r>
               <w:rPr>
                 <w:rFonts w:ascii="Arial" w:hAnsi="Arial" w:cs="Arial"/>
@@ -1088,27 +1087,7 @@
                 <w:rFonts w:ascii="Arial" w:hAnsi="Arial" w:cs="Arial"/>
                 <w:lang w:val="id-ID"/>
               </w:rPr>
-              <w:t xml:space="preserve">DIPA {dasar_dipa} tanggal </w:t>
-            </w:r>
-            <w:r>
-              <w:rPr>
-                <w:rFonts w:ascii="Arial" w:hAnsi="Arial" w:cs="Arial"/>
-              </w:rPr>
-              <w:t>{</w:t>
-            </w:r>
-            <w:proofErr w:type="spellStart"/>
-            <w:r>
-              <w:rPr>
-                <w:rFonts w:ascii="Arial" w:hAnsi="Arial" w:cs="Arial"/>
-              </w:rPr>
-              <w:t>dasar_dipa_tanggal</w:t>
-            </w:r>
-            <w:proofErr w:type="spellEnd"/>
-            <w:r>
-              <w:rPr>
-                <w:rFonts w:ascii="Arial" w:hAnsi="Arial" w:cs="Arial"/>
-              </w:rPr>
-              <w:t>}</w:t>
+              <w:t xml:space="preserve">DIPA {dasar_dipa} </w:t>
             </w:r>
           </w:p>
         </w:tc>
@@ -1132,34 +1111,14 @@
           <w:rFonts w:ascii="Arial" w:hAnsi="Arial" w:cs="Arial"/>
         </w:rPr>
       </w:pPr>
-      <w:proofErr w:type="spellStart"/>
       <w:r>
         <w:rPr>
           <w:rFonts w:ascii="Arial" w:hAnsi="Arial" w:cs="Arial"/>
           <w:b/>
           <w:bCs/>
         </w:rPr>
-        <w:t>Memberi</w:t>
-      </w:r>
-      <w:proofErr w:type="spellEnd"/>
-      <w:r>
-        <w:rPr>
-          <w:rFonts w:ascii="Arial" w:hAnsi="Arial" w:cs="Arial"/>
-          <w:b/>
-          <w:bCs/>
-        </w:rPr>
-        <w:t xml:space="preserve"> </w:t>
-      </w:r>
-      <w:proofErr w:type="spellStart"/>
-      <w:r>
-        <w:rPr>
-          <w:rFonts w:ascii="Arial" w:hAnsi="Arial" w:cs="Arial"/>
-          <w:b/>
-          <w:bCs/>
-        </w:rPr>
-        <w:t>Tugas</w:t>
-      </w:r>
-      <w:proofErr w:type="spellEnd"/>
+        <w:t>Memberi Tugas</w:t>
+      </w:r>
     </w:p>
     <w:p>
       <w:pPr>
@@ -1412,7 +1371,13 @@
         <w:rPr>
           <w:rFonts w:ascii="Arial" w:hAnsi="Arial"/>
         </w:rPr>
-        <w:t>anggal_surat</w:t>
+        <w:t>anggal_</w:t>
+      </w:r>
+      <w:r>
+        <w:rPr>
+          <w:rFonts w:ascii="Arial" w:hAnsi="Arial"/>
+        </w:rPr>
+        <w:t>mulai</w:t>
       </w:r>
       <w:proofErr w:type="spellEnd"/>
       <w:r>
@@ -1540,19 +1505,29 @@
         <w:jc w:val="both"/>
         <w:rPr>
           <w:rFonts w:ascii="Arial" w:hAnsi="Arial"/>
-          <w:b/>
-          <w:bCs/>
           <w:lang w:val="id-ID"/>
         </w:rPr>
       </w:pPr>
       <w:r>
         <w:rPr>
           <w:rFonts w:ascii="Arial" w:hAnsi="Arial"/>
-          <w:b/>
-          <w:bCs/>
           <w:lang w:val="id-ID"/>
         </w:rPr>
-        <w:t>.................................</w:t>
+        <w:t>{nama</w:t>
+      </w:r>
+      <w:r>
+        <w:rPr>
+          <w:rFonts w:ascii="Arial" w:hAnsi="Arial"/>
+          <w:lang w:val="id-ID"/>
+        </w:rPr>
+        <w:t>_</w:t>
+      </w:r>
+      <w:r>
+        <w:rPr>
+          <w:rFonts w:ascii="Arial" w:hAnsi="Arial"/>
+          <w:lang w:val="id-ID"/>
+        </w:rPr>
+        <w:t>dekan}</w:t>
       </w:r>
     </w:p>
     <w:p>
@@ -1567,23 +1542,22 @@
       <w:r>
         <w:rPr>
           <w:rFonts w:ascii="Arial" w:hAnsi="Arial"/>
-          <w:lang w:val="id-ID"/>
-        </w:rPr>
-        <w:t>{nama</w:t>
-      </w:r>
-      <w:r>
-        <w:rPr>
-          <w:rFonts w:ascii="Arial" w:hAnsi="Arial"/>
-          <w:lang w:val="id-ID"/>
-        </w:rPr>
-        <w:t>_</w:t>
-      </w:r>
-      <w:r>
-        <w:rPr>
-          <w:rFonts w:ascii="Arial" w:hAnsi="Arial"/>
-          <w:lang w:val="id-ID"/>
-        </w:rPr>
-        <w:t>dekan}</w:t>
+        </w:rPr>
+        <w:t>NIP. {</w:t>
+      </w:r>
+      <w:proofErr w:type="spellStart"/>
+      <w:r>
+        <w:rPr>
+          <w:rFonts w:ascii="Arial" w:hAnsi="Arial"/>
+        </w:rPr>
+        <w:t>nip_dekan</w:t>
+      </w:r>
+      <w:proofErr w:type="spellEnd"/>
+      <w:r>
+        <w:rPr>
+          <w:rFonts w:ascii="Arial" w:hAnsi="Arial"/>
+        </w:rPr>
+        <w:t>}</w:t>
       </w:r>
     </w:p>
     <w:p>
@@ -1608,7 +1582,7 @@
 </file>
 
 <file path=word/styles.xml><?xml version="1.0" encoding="utf-8"?>
-<w:styles xmlns:mc="http://schemas.openxmlformats.org/markup-compatibility/2006" xmlns:r="http://schemas.openxmlformats.org/officeDocument/2006/relationships" xmlns:w="http://schemas.openxmlformats.org/wordprocessingml/2006/main" xmlns:w14="http://schemas.microsoft.com/office/word/2010/wordml" xmlns:w15="http://schemas.microsoft.com/office/word/2012/wordml" xmlns:w16cex="http://schemas.microsoft.com/office/word/2018/wordml/cex" xmlns:w16cid="http://schemas.microsoft.com/office/word/2016/wordml/cid" xmlns:w16="http://schemas.microsoft.com/office/word/2018/wordml" xmlns:w16du="http://schemas.microsoft.com/office/word/2023/wordml/word16du" xmlns:w16sdtdh="http://schemas.microsoft.com/office/word/2020/wordml/sdtdatahash" xmlns:w16sdtfl="http://schemas.microsoft.com/office/word/2024/wordml/sdtformatlock" xmlns:w16se="http://schemas.microsoft.com/office/word/2015/wordml/symex" mc:Ignorable="w14 w15 w16se w16cid w16 w16cex w16sdtdh w16sdtfl w16du">
+<w:styles xmlns:mc="http://schemas.openxmlformats.org/markup-compatibility/2006" xmlns:r="http://schemas.openxmlformats.org/officeDocument/2006/relationships" xmlns:w="http://schemas.openxmlformats.org/wordprocessingml/2006/main" xmlns:w14="http://schemas.microsoft.com/office/word/2010/wordml" xmlns:w15="http://schemas.microsoft.com/office/word/2012/wordml" xmlns:w16cex="http://schemas.microsoft.com/office/word/2018/wordml/cex" xmlns:w16cid="http://schemas.microsoft.com/office/word/2016/wordml/cid" xmlns:w16="http://schemas.microsoft.com/office/word/2018/wordml" xmlns:w16sdtdh="http://schemas.microsoft.com/office/word/2020/wordml/sdtdatahash" xmlns:w16se="http://schemas.microsoft.com/office/word/2015/wordml/symex" mc:Ignorable="w14 w15 w16se w16cid w16 w16cex w16sdtdh">
   <w:docDefaults>
     <w:rPrDefault>
       <w:rPr>

--- a/templates/Template Surat Tugas (2).docx
+++ b/templates/Template Surat Tugas (2).docx
@@ -1377,7 +1377,7 @@
         <w:rPr>
           <w:rFonts w:ascii="Arial" w:hAnsi="Arial"/>
         </w:rPr>
-        <w:t>mulai</w:t>
+        <w:t>surat</w:t>
       </w:r>
       <w:proofErr w:type="spellEnd"/>
       <w:r>
